--- a/paper/faraute/PortadaTGEDS.docx
+++ b/paper/faraute/PortadaTGEDS.docx
@@ -868,76 +868,16 @@
     </w:p>
     <w:p>
       <w:pPr>
-        <w:pStyle w:val="Textoindependiente"/>
-        <w:rPr>
-          <w:sz w:val="22"/>
-        </w:rPr>
-      </w:pPr>
-    </w:p>
-    <w:p>
-      <w:pPr>
-        <w:pStyle w:val="Textoindependiente"/>
-        <w:rPr>
-          <w:sz w:val="22"/>
-        </w:rPr>
-      </w:pPr>
-    </w:p>
-    <w:p>
-      <w:pPr>
-        <w:pStyle w:val="Textoindependiente"/>
-        <w:spacing w:before="57"/>
-        <w:rPr>
-          <w:sz w:val="22"/>
-        </w:rPr>
-      </w:pPr>
-    </w:p>
-    <w:p>
-      <w:pPr>
         <w:pStyle w:val="Ttulo1"/>
+        <w:ind w:left="0" w:right="0"/>
+        <w:jc w:val="center"/>
         <w:rPr>
           <w:u w:val="none"/>
         </w:rPr>
       </w:pPr>
       <w:r>
-        <w:t>TITULO</w:t>
-      </w:r>
-      <w:r>
-        <w:rPr>
-          <w:spacing w:val="10"/>
-        </w:rPr>
-        <w:t xml:space="preserve"> </w:t>
-      </w:r>
-      <w:r>
-        <w:t>DEL</w:t>
-      </w:r>
-      <w:r>
-        <w:rPr>
-          <w:spacing w:val="9"/>
-        </w:rPr>
-        <w:t xml:space="preserve"> </w:t>
-      </w:r>
-      <w:r>
-        <w:rPr>
-          <w:spacing w:val="-2"/>
-        </w:rPr>
-        <w:t>TRABAJO</w:t>
-      </w:r>
-    </w:p>
-    <w:p>
-      <w:pPr>
-        <w:pStyle w:val="Textoindependiente"/>
-        <w:rPr>
-          <w:sz w:val="22"/>
-        </w:rPr>
-      </w:pPr>
-    </w:p>
-    <w:p>
-      <w:pPr>
-        <w:pStyle w:val="Textoindependiente"/>
-        <w:rPr>
-          <w:sz w:val="22"/>
-        </w:rPr>
-      </w:pPr>
+        <w:t xml:space="preserve">ANÁLISIS MULTICAPA DE OPERADORES DE POSTGRESQL Y ALMACENAMIENTO CSI EN KUBERNETES: UN MARCO DE ANÁLISIS Y UN ESTUDIO EMPÍRICO DE CLOUDNATIVEPG BAJO FALLOS INYECTADOS</w:t>
+      </w:r>
     </w:p>
     <w:p>
       <w:pPr>
@@ -1007,7 +947,7 @@
     <w:p>
       <w:pPr>
         <w:spacing w:line="352" w:lineRule="auto"/>
-        <w:ind w:left="6294" w:right="1398"/>
+        <w:ind w:left="4500" w:right="0"/>
         <w:jc w:val="right"/>
         <w:rPr>
           <w:b/>
@@ -1016,16 +956,20 @@
       <w:r>
         <w:rPr>
           <w:b/>
-          <w:spacing w:val="-4"/>
-        </w:rPr>
-        <w:t xml:space="preserve">AUTOR: </w:t>
+        </w:rPr>
+        <w:t xml:space="preserve">AUTOR: Parejo, Angel</w:t>
       </w:r>
       <w:r>
         <w:rPr>
           <w:b/>
-          <w:spacing w:val="-2"/>
-        </w:rPr>
-        <w:t>TUTOR:</w:t>
+        </w:rPr>
+        <w:br/>
+      </w:r>
+      <w:r>
+        <w:rPr>
+          <w:b/>
+        </w:rPr>
+        <w:t xml:space="preserve">TUTOR: Herrera, Mirella</w:t>
       </w:r>
     </w:p>
     <w:p>
@@ -1246,14 +1190,7 @@
         <w:rPr>
           <w:w w:val="90"/>
         </w:rPr>
-        <w:t>día-mes-</w:t>
-      </w:r>
-      <w:r>
-        <w:rPr>
-          <w:spacing w:val="-5"/>
-          <w:w w:val="90"/>
-        </w:rPr>
-        <w:t>año</w:t>
+        <w:t>01-10-2026</w:t>
       </w:r>
     </w:p>
     <w:sectPr>
